--- a/Documentação do Projeto/Documentaçao-Alma da Fiel.docx
+++ b/Documentação do Projeto/Documentaçao-Alma da Fiel.docx
@@ -82,7 +82,7 @@
           <w:sz w:val="32"/>
           <w:szCs w:val="32"/>
         </w:rPr>
-        <w:t>Até hoje, tenho viva na memória a imagem do gol de Paolo Guerrero, com seu cabeceio preciso, que trouxe alívio, alegria e uma felicidade difícil de explicar. Aquele momento representa uma das minhas lembranças mais marcantes e uma das razões pelas quais minha ligação com o Corinthians vai muito além do futebol.</w:t>
+        <w:t>Até hoje, tenho viva na memória a imagem do gol de Paolo Guerrero, com seu cabeceio, que trouxe alívio, alegria e uma felicidade difícil de explicar. Aquele momento representa uma das minhas lembranças mais marcantes e uma das razões pelas quais minha ligação com o Corinthians vai muito além do futebol.</w:t>
       </w:r>
     </w:p>
     <w:p>
@@ -390,7 +390,21 @@
           <w:sz w:val="32"/>
           <w:szCs w:val="32"/>
         </w:rPr>
-        <w:t>A página inicial (Home Page) apresentará brevemente a proposta da plataforma, com o objetivo de despertar o interesse dos visitantes. O plano é utilizar uma imagem de Sócrates como fundo, em referência à sua importância para a história do clube, além de disponibilizar um menu de navegação para facilitar o acesso às demais seções.</w:t>
+        <w:t xml:space="preserve">A página inicial (Home Page) apresentará brevemente a proposta da plataforma, com o objetivo de despertar o interesse dos visitantes. O plano </w:t>
+      </w:r>
+      <w:r>
+        <w:rPr>
+          <w:sz w:val="32"/>
+          <w:szCs w:val="32"/>
+        </w:rPr>
+        <w:t xml:space="preserve">é </w:t>
+      </w:r>
+      <w:r>
+        <w:rPr>
+          <w:sz w:val="32"/>
+          <w:szCs w:val="32"/>
+        </w:rPr>
+        <w:t>disponibilizar um menu de navegação para facilitar o acesso às demais seções.</w:t>
       </w:r>
     </w:p>
     <w:p>
@@ -435,6 +449,13 @@
         </w:rPr>
         <w:t xml:space="preserve"> apresentação do projeto, introdução ao conteúdo disponível e menu de navegação.</w:t>
       </w:r>
+      <w:r>
+        <w:rPr>
+          <w:sz w:val="32"/>
+          <w:szCs w:val="32"/>
+        </w:rPr>
+        <w:tab/>
+      </w:r>
     </w:p>
     <w:p>
       <w:pPr>
@@ -566,15 +587,36 @@
           <w:sz w:val="32"/>
           <w:szCs w:val="32"/>
         </w:rPr>
+        <w:t>Quiz:</w:t>
+      </w:r>
+      <w:r>
+        <w:rPr>
+          <w:sz w:val="32"/>
+          <w:szCs w:val="32"/>
+        </w:rPr>
+        <w:t xml:space="preserve"> atividade interativa com </w:t>
+      </w:r>
+      <w:r>
+        <w:rPr>
+          <w:sz w:val="32"/>
+          <w:szCs w:val="32"/>
+        </w:rPr>
+        <w:t>dez</w:t>
+      </w:r>
+      <w:r>
+        <w:rPr>
+          <w:sz w:val="32"/>
+          <w:szCs w:val="32"/>
+        </w:rPr>
+        <w:t xml:space="preserve"> perguntas sobre a história e as curiosidades do Corinthians. Ao finalizar, o </w:t>
+      </w:r>
+      <w:r>
+        <w:rPr>
+          <w:sz w:val="32"/>
+          <w:szCs w:val="32"/>
+        </w:rPr>
         <w:lastRenderedPageBreak/>
-        <w:t>Quiz:</w:t>
-      </w:r>
-      <w:r>
-        <w:rPr>
-          <w:sz w:val="32"/>
-          <w:szCs w:val="32"/>
-        </w:rPr>
-        <w:t xml:space="preserve"> atividade interativa com sete perguntas sobre a história e as curiosidades do Corinthians. Ao finalizar, o usuário poderá visualizar sua pontuação e a quantidade de respostas corretas.</w:t>
+        <w:t>usuário poderá visualizar sua pontuação e a quantidade de respostas corretas.</w:t>
       </w:r>
     </w:p>
     <w:p>
@@ -646,7 +688,35 @@
           <w:sz w:val="32"/>
           <w:szCs w:val="32"/>
         </w:rPr>
-        <w:t xml:space="preserve"> painel destinado à apresentação de informações sobre o desempenho do usuário no quiz, incluindo pontuação e quantidade de acertos. A possibilidade de armazenar e recuperar resultados de tentativas anteriores dependerá dos recursos de armazenamento e integração efetivamente disponíveis.</w:t>
+        <w:t xml:space="preserve"> painel destinado à apresentação de informações sobre o desempenho do usuário no quiz, incluindo pontuação</w:t>
+      </w:r>
+      <w:r>
+        <w:rPr>
+          <w:sz w:val="32"/>
+          <w:szCs w:val="32"/>
+        </w:rPr>
+        <w:t xml:space="preserve">, </w:t>
+      </w:r>
+      <w:r>
+        <w:rPr>
+          <w:sz w:val="32"/>
+          <w:szCs w:val="32"/>
+        </w:rPr>
+        <w:t>quantidade de acertos</w:t>
+      </w:r>
+      <w:r>
+        <w:rPr>
+          <w:sz w:val="32"/>
+          <w:szCs w:val="32"/>
+        </w:rPr>
+        <w:t xml:space="preserve"> e a porcentagem com base no desempenho</w:t>
+      </w:r>
+      <w:r>
+        <w:rPr>
+          <w:sz w:val="32"/>
+          <w:szCs w:val="32"/>
+        </w:rPr>
+        <w:t>. A possibilidade de armazenar e recuperar resultados de tentativas anteriores dependerá dos recursos de armazenamento e integração efetivamente disponíveis.</w:t>
       </w:r>
     </w:p>
     <w:p>
@@ -767,15 +837,7 @@
           <w:sz w:val="32"/>
           <w:szCs w:val="32"/>
         </w:rPr>
-        <w:t>gerenciamento de membros de torcidas organizadas ou a implementação de funcionalidades avançadas de gerenciamento de contas, como recuperação de senha por e-</w:t>
-      </w:r>
-      <w:r>
-        <w:rPr>
-          <w:sz w:val="32"/>
-          <w:szCs w:val="32"/>
-        </w:rPr>
-        <w:lastRenderedPageBreak/>
-        <w:t>mail. Esses recursos poderão ser avaliados em versões futuras, caso sejam considerados relevantes e viáveis.</w:t>
+        <w:t>gerenciamento de membros de torcidas organizadas ou a implementação de funcionalidades avançadas de gerenciamento de contas, como recuperação de senha por e-mail. Esses recursos poderão ser avaliados em versões futuras, caso sejam considerados relevantes e viáveis.</w:t>
       </w:r>
     </w:p>
     <w:p>
@@ -927,8 +989,15 @@
           <w:sz w:val="32"/>
           <w:szCs w:val="32"/>
         </w:rPr>
+        <w:t xml:space="preserve">A escolha do tema deverá estar relacionada à realidade, aos interesses ou às experiências dos responsáveis pelo projeto, </w:t>
+      </w:r>
+      <w:r>
+        <w:rPr>
+          <w:sz w:val="32"/>
+          <w:szCs w:val="32"/>
+        </w:rPr>
         <w:lastRenderedPageBreak/>
-        <w:t>A escolha do tema deverá estar relacionada à realidade, aos interesses ou às experiências dos responsáveis pelo projeto, de modo que tenha significado pessoal e relevância para seu desenvolvimento acadêmico.</w:t>
+        <w:t>de modo que tenha significado pessoal e relevância para seu desenvolvimento acadêmico.</w:t>
       </w:r>
     </w:p>
     <w:p>
@@ -1100,8 +1169,15 @@
           <w:sz w:val="32"/>
           <w:szCs w:val="32"/>
         </w:rPr>
+        <w:t xml:space="preserve">Durante todo o processo, o GitHub será utilizado para registrar as alterações e acompanhar a evolução do projeto. </w:t>
+      </w:r>
+      <w:r>
+        <w:rPr>
+          <w:sz w:val="32"/>
+          <w:szCs w:val="32"/>
+        </w:rPr>
         <w:lastRenderedPageBreak/>
-        <w:t>Durante todo o processo, o GitHub será utilizado para registrar as alterações e acompanhar a evolução do projeto. O desenvolvimento também será orientado pelo cronograma estabelecido e pelas recomendações dos professores.</w:t>
+        <w:t>O desenvolvimento também será orientado pelo cronograma estabelecido e pelas recomendações dos professores.</w:t>
       </w:r>
     </w:p>
     <w:p>
